--- a/pitch/CapitalOne_Mock_Pitch_Brief.docx
+++ b/pitch/CapitalOne_Mock_Pitch_Brief.docx
@@ -300,7 +300,7 @@
               <w:rPr>
                 <w:sz w:val="19"/>
               </w:rPr>
-              <w:t>Demo repo: capitalone/DataProfiler</w:t>
+              <w:t>Demo repo: Capital One's Hygieia</w:t>
             </w:r>
           </w:p>
         </w:tc>
@@ -374,7 +374,7 @@
               <w:rPr>
                 <w:sz w:val="19"/>
               </w:rPr>
-              <w:t>Live demo storyline</w:t>
+              <w:t>Live demo: Java 11 to 17 on Hygieia</w:t>
             </w:r>
           </w:p>
         </w:tc>
@@ -410,7 +410,7 @@
               <w:rPr>
                 <w:sz w:val="19"/>
               </w:rPr>
-              <w:t>5 surfaces (Wiki, Sessions, Review, Automations, Security), each tied to an initiative</w:t>
+              <w:t>5 surfaces (Wiki, Playbook+Session, Review, Automations, Security), each tied to an initiative</w:t>
             </w:r>
           </w:p>
         </w:tc>
@@ -554,10 +554,10 @@
         <w:rPr>
           <w:b/>
         </w:rPr>
-        <w:t>Public repos maintained by the company.</w:t>
+        <w:t>Public repos written by the company.</w:t>
       </w:r>
       <w:r>
-        <w:t xml:space="preserve"> github.com/capitalone has active OSS: DataProfiler, rubicon-ml, Hygieia, cloud-custodian (originated there). You can demo on their own code.</w:t>
+        <w:t xml:space="preserve"> Capital One open-sourced Hygieia (DevOps dashboard, 2015), DataProfiler, rubicon-ml, cloud-custodian and more. You can demo on their own code.</w:t>
       </w:r>
     </w:p>
     <w:p>
@@ -571,7 +571,7 @@
         <w:t>A CISO story that is not theoretical.</w:t>
       </w:r>
       <w:r>
-        <w:t xml:space="preserve"> Capital One lived through a major 2019 cloud data breach and a regulatory consent order. Data governance and PII controls are board-level. DataProfiler, a sensitive-data detection library, puts the demo right on that nerve, positively.</w:t>
+        <w:t xml:space="preserve"> Capital One lived through a major 2019 cloud data breach and a regulatory consent order. Security posture, patching and governance are board-level; the Automation and Security steps of the demo speak to that directly.</w:t>
       </w:r>
     </w:p>
     <w:p>
@@ -1008,7 +1008,7 @@
         <w:pStyle w:val="Heading1"/>
       </w:pPr>
       <w:r>
-        <w:t>3. Demo repo: capitalone/DataProfiler</w:t>
+        <w:t>3. Demo repo: Capital One's Hygieia (hygieia-core + api)</w:t>
       </w:r>
     </w:p>
     <w:p>
@@ -1016,52 +1016,44 @@
         <w:pStyle w:val="ListBullet"/>
       </w:pPr>
       <w:r>
-        <w:t>https://github.com/capitalone/DataProfiler — Capital One's open-source Python library that loads a dataset (CSV, Parquet, JSON, Avro, text), profiles it (schema, statistics, nulls, uniqueness) and detects sensitive data (PII / NPI) with a pre-trained ML labeler. ~60k lines of Python, hundreds of pytest tests, GitHub Actions CI on Python 3.10-3.13, pre-commit enforced, commits in the last month.</w:t>
-      </w:r>
-    </w:p>
-    <w:p>
-      <w:pPr>
-        <w:pStyle w:val="ListBullet"/>
-      </w:pPr>
-      <w:r>
-        <w:t xml:space="preserve">Big enough to be credible ("this is not a toy"), structured enough for the Wiki to explain in one page: </w:t>
+        <w:t>Hygieia is the open-source DevOps dashboard Capital One built and released in 2015: Java / Spring Boot services (</w:t>
       </w:r>
       <w:r>
         <w:rPr>
           <w:rFonts w:ascii="Consolas" w:hAnsi="Consolas"/>
           <w:sz w:val="20"/>
         </w:rPr>
-        <w:t>data_readers/</w:t>
+        <w:t>hygieia-core</w:t>
       </w:r>
       <w:r>
-        <w:t xml:space="preserve"> -&gt; </w:t>
+        <w:t xml:space="preserve"> is the shared domain/persistence library, </w:t>
       </w:r>
       <w:r>
         <w:rPr>
           <w:rFonts w:ascii="Consolas" w:hAnsi="Consolas"/>
           <w:sz w:val="20"/>
         </w:rPr>
-        <w:t>profilers/</w:t>
+        <w:t>api</w:t>
       </w:r>
       <w:r>
-        <w:t xml:space="preserve"> -&gt; </w:t>
+        <w:t xml:space="preserve"> is the REST layer) plus collectors for Jenkins, GitHub, Sonar, Jira and others, on MongoDB. The upstream GitHub org (github.com/Hygieia) is now archived, so you demo on your forks: </w:t>
       </w:r>
       <w:r>
         <w:rPr>
           <w:rFonts w:ascii="Consolas" w:hAnsi="Consolas"/>
           <w:sz w:val="20"/>
         </w:rPr>
-        <w:t>labelers/</w:t>
+        <w:t>robertsljoseph-crypto/hygieia-core</w:t>
       </w:r>
       <w:r>
-        <w:t xml:space="preserve"> -&gt; </w:t>
+        <w:t xml:space="preserve"> and </w:t>
       </w:r>
       <w:r>
         <w:rPr>
           <w:rFonts w:ascii="Consolas" w:hAnsi="Consolas"/>
           <w:sz w:val="20"/>
         </w:rPr>
-        <w:t>report()</w:t>
+        <w:t>robertsljoseph-crypto/api</w:t>
       </w:r>
       <w:r>
         <w:t>.</w:t>
@@ -1072,7 +1064,36 @@
         <w:pStyle w:val="ListBullet"/>
       </w:pPr>
       <w:r>
-        <w:t>It is a data-governance tool from a bank whose defining incident was a data breach. Every improvement is a control getting stronger, which is the bridge to the CISO and the compliance story.</w:t>
+        <w:t>It looks exactly like a bank's legacy estate: Java 8/11, Spring Boot 1.5-2.x, old build plugins (spotbugs, pmd, jacoco) that break on newer JDKs, a one-way dependency chain (api depends on core, never the reverse), and no original authors around. Discover brings a lot of code like this.</w:t>
+      </w:r>
+    </w:p>
+    <w:p>
+      <w:pPr>
+        <w:pStyle w:val="ListBullet"/>
+      </w:pPr>
+      <w:r>
+        <w:t xml:space="preserve">The demo task is the one Goldman's CIO named on CNBC: "updating internal code to newer languages." Devin upgrades both repos from Java 11 to Java 17 using the </w:t>
+      </w:r>
+      <w:r>
+        <w:rPr>
+          <w:rFonts w:ascii="Consolas" w:hAnsi="Consolas"/>
+          <w:sz w:val="20"/>
+        </w:rPr>
+        <w:t>java17_upgrade</w:t>
+      </w:r>
+      <w:r>
+        <w:t xml:space="preserve"> playbook you already saved, fixing plugins and tests rather than skipping them, keeping Spring Boot 2.x, and opening one PR per repo.</w:t>
+      </w:r>
+    </w:p>
+    <w:p>
+      <w:r>
+        <w:rPr>
+          <w:b/>
+        </w:rPr>
+        <w:t>If asked "why an archived repo?":</w:t>
+      </w:r>
+      <w:r>
+        <w:t xml:space="preserve"> "Because archived, author-less Java is precisely the modernization problem. Devin does not need the authors; it needs the code, the tests, and a playbook."</w:t>
       </w:r>
     </w:p>
     <w:p>
@@ -1088,17 +1109,7 @@
         <w:ind w:left="432"/>
       </w:pPr>
       <w:r>
-        <w:t xml:space="preserve">1. Fork </w:t>
-      </w:r>
-      <w:r>
-        <w:rPr>
-          <w:rFonts w:ascii="Consolas" w:hAnsi="Consolas"/>
-          <w:sz w:val="20"/>
-        </w:rPr>
-        <w:t>capitalone/DataProfiler</w:t>
-      </w:r>
-      <w:r>
-        <w:t xml:space="preserve"> into your own GitHub org. Connect that org to your Devin workspace.</w:t>
+        <w:t>1. Confirm both forks are connected to your Devin workspace (Settings → Integrations → GitHub) and the Wiki is generated for each.</w:t>
       </w:r>
     </w:p>
     <w:p>
@@ -1106,27 +1117,17 @@
         <w:ind w:left="432"/>
       </w:pPr>
       <w:r>
-        <w:t xml:space="preserve">2. Confirm Devin can run the tests: </w:t>
+        <w:t xml:space="preserve">2. Confirm the repo environment builds: </w:t>
       </w:r>
       <w:r>
         <w:rPr>
           <w:rFonts w:ascii="Consolas" w:hAnsi="Consolas"/>
           <w:sz w:val="20"/>
         </w:rPr>
-        <w:t>pip install -e ".[ml,reports]" -r requirements-dev.txt -r requirements-test.txt</w:t>
+        <w:t>JAVA_HOME=$JAVA_HOME_17 mvn -B clean install</w:t>
       </w:r>
       <w:r>
-        <w:t xml:space="preserve"> then </w:t>
-      </w:r>
-      <w:r>
-        <w:rPr>
-          <w:rFonts w:ascii="Consolas" w:hAnsi="Consolas"/>
-          <w:sz w:val="20"/>
-        </w:rPr>
-        <w:t>pytest dataprofiler/tests/profilers/test_profile_builder.py -q</w:t>
-      </w:r>
-      <w:r>
-        <w:t xml:space="preserve"> (the full suite takes a while; scope the demo run to the profiler tests). Save the setup to the environment blueprint so sessions start fast.</w:t>
+        <w:t xml:space="preserve"> in core (about 20 s), then api. The Maven Central mirror is already in the org blueprint.</w:t>
       </w:r>
     </w:p>
     <w:p>
@@ -1134,7 +1135,7 @@
         <w:ind w:left="432"/>
       </w:pPr>
       <w:r>
-        <w:t>3. Generate the Devin Wiki / DeepWiki for the fork.</w:t>
+        <w:t>3. Have the completed Java 17 upgrade sessions and PRs from your earlier run bookmarked. Those are your backup and, honestly, your primary exhibit: the full upgrade takes longer than 15 minutes.</w:t>
       </w:r>
     </w:p>
     <w:p>
@@ -1142,7 +1143,17 @@
         <w:ind w:left="432"/>
       </w:pPr>
       <w:r>
-        <w:t>4. Run the demo session once end to end the night before and keep the resulting PR open. That is your fallback.</w:t>
+        <w:t xml:space="preserve">4. Open the </w:t>
+      </w:r>
+      <w:r>
+        <w:rPr>
+          <w:rFonts w:ascii="Consolas" w:hAnsi="Consolas"/>
+          <w:sz w:val="20"/>
+        </w:rPr>
+        <w:t>!java17_upgrade</w:t>
+      </w:r>
+      <w:r>
+        <w:t xml:space="preserve"> playbook (Settings → Playbooks) and read it once so you can describe its steps in your own words.</w:t>
       </w:r>
     </w:p>
     <w:p>
@@ -1150,7 +1161,7 @@
         <w:ind w:left="432"/>
       </w:pPr>
       <w:r>
-        <w:t>5. Create the automation (section 4, step 4) so it already has a run in its history.</w:t>
+        <w:t>5. Create the Maven dependency/CVE automation (section 4, step 4) and click "Run now" so it has a run in its history.</w:t>
       </w:r>
     </w:p>
     <w:p>
@@ -1158,7 +1169,7 @@
         <w:ind w:left="432"/>
       </w:pPr>
       <w:r>
-        <w:t>6. Turn on Devin Review for the fork.</w:t>
+        <w:t>6. Turn on Devin Review for both forks and confirm it commented on the upgrade PRs.</w:t>
       </w:r>
     </w:p>
     <w:p>
@@ -1171,7 +1182,7 @@
     </w:p>
     <w:p>
       <w:r>
-        <w:t xml:space="preserve">Kick off the Session </w:t>
+        <w:t xml:space="preserve">Kick off the playbook session </w:t>
       </w:r>
       <w:r>
         <w:rPr>
@@ -1180,7 +1191,7 @@
         <w:t>before</w:t>
       </w:r>
       <w:r>
-        <w:t xml:space="preserve"> you start the Wiki walkthrough so it is finishing by the time you get to step 2.</w:t>
+        <w:t xml:space="preserve"> you start the Wiki walkthrough so it is visibly working by the time you get to step 2.</w:t>
       </w:r>
     </w:p>
     <w:p>
@@ -1188,7 +1199,7 @@
         <w:rPr>
           <w:b/>
         </w:rPr>
-        <w:t>Step 1 — Wiki (3 min) · ties to: onboarding two engineering cultures</w:t>
+        <w:t>Step 1 — Wiki (3 min) · ties to: onboarding two engineering cultures; legacy knowledge</w:t>
       </w:r>
     </w:p>
     <w:p>
@@ -1196,47 +1207,17 @@
         <w:pStyle w:val="ListBullet"/>
       </w:pPr>
       <w:r>
-        <w:t xml:space="preserve">Open the Wiki for the fork. Show the architecture page: </w:t>
+        <w:t xml:space="preserve">Open the Wiki for </w:t>
       </w:r>
       <w:r>
         <w:rPr>
           <w:rFonts w:ascii="Consolas" w:hAnsi="Consolas"/>
           <w:sz w:val="20"/>
         </w:rPr>
-        <w:t>Data</w:t>
+        <w:t>hygieia-core</w:t>
       </w:r>
       <w:r>
-        <w:t xml:space="preserve"> readers -&gt; </w:t>
-      </w:r>
-      <w:r>
-        <w:rPr>
-          <w:rFonts w:ascii="Consolas" w:hAnsi="Consolas"/>
-          <w:sz w:val="20"/>
-        </w:rPr>
-        <w:t>Profiler</w:t>
-      </w:r>
-      <w:r>
-        <w:t xml:space="preserve"> -&gt; column profilers -&gt; </w:t>
-      </w:r>
-      <w:r>
-        <w:rPr>
-          <w:rFonts w:ascii="Consolas" w:hAnsi="Consolas"/>
-          <w:sz w:val="20"/>
-        </w:rPr>
-        <w:t>DataLabeler</w:t>
-      </w:r>
-      <w:r>
-        <w:t xml:space="preserve"> -&gt; </w:t>
-      </w:r>
-      <w:r>
-        <w:rPr>
-          <w:rFonts w:ascii="Consolas" w:hAnsi="Consolas"/>
-          <w:sz w:val="20"/>
-        </w:rPr>
-        <w:t>report()</w:t>
-      </w:r>
-      <w:r>
-        <w:t>.</w:t>
+        <w:t>. Show the module map and the core → api dependency. Ask: "What in this codebase is likely to break when it moves from Java 11 to Java 17, and in what order should core and api be upgraded?" Read the answer aloud.</w:t>
       </w:r>
     </w:p>
     <w:p>
@@ -1244,17 +1225,7 @@
         <w:pStyle w:val="ListBullet"/>
       </w:pPr>
       <w:r>
-        <w:t xml:space="preserve">Ask Devin: "How does </w:t>
-      </w:r>
-      <w:r>
-        <w:rPr>
-          <w:rFonts w:ascii="Consolas" w:hAnsi="Consolas"/>
-          <w:sz w:val="20"/>
-        </w:rPr>
-        <w:t>Profiler.report()</w:t>
-      </w:r>
-      <w:r>
-        <w:t xml:space="preserve"> choose an output format, and where are the formats tested?" Read the answer aloud. Line: "This is what a Discover engineer gets on day one of working in a Capital One repo, instead of interrupting a senior engineer."</w:t>
+        <w:t>Line: "Nobody who wrote this code works on it any more. Devin produced this map from the code, and it stays current. That is day one for a Discover engineer landing in a Capital One repo."</w:t>
       </w:r>
     </w:p>
     <w:p>
@@ -1262,7 +1233,7 @@
         <w:rPr>
           <w:b/>
         </w:rPr>
-        <w:t>Step 2 — Session (5 min) · ties to: data governance tooling; AI at scale</w:t>
+        <w:t>Step 2 — Playbook + Session (5 min) · ties to: Discover integration; modernization at scale</w:t>
       </w:r>
     </w:p>
     <w:p>
@@ -1270,7 +1241,7 @@
         <w:pStyle w:val="ListBullet"/>
       </w:pPr>
       <w:r>
-        <w:t>Prompt (from Slack if you can, otherwise the app):</w:t>
+        <w:t>Prompt (Slack or the app):</w:t>
       </w:r>
     </w:p>
     <w:p>
@@ -1282,7 +1253,7 @@
           <w:rFonts w:ascii="Consolas" w:hAnsi="Consolas"/>
           <w:sz w:val="20"/>
         </w:rPr>
-        <w:t>`@Devin` In the DataProfiler fork, add a `markdown` option to `report_options["output_format"]` alongside `pretty`, `compact`, `serializable` and `flat` in `dataprofiler/profilers/helpers/report_helpers.py`. It should render the global stats and each column's stats as Markdown tables suitable for pasting into a PR or a data-governance ticket, handle nested dicts / None / numpy types the same way `pretty` does, include unit tests next to the existing report-format tests, and add a line to the changelog. Run the profiler tests and pre-commit, then open a PR.</w:t>
+        <w:t>`@Devin !java17_upgrade` on `robertsljoseph-crypto/hygieia-core` and then `robertsljoseph-crypto/api`. Baseline build and tests on Java 11 first, upgrade core and `mvn install` it locally, then api. Keep Spring Boot 2.x. Fix anything that breaks, do not skip tests, and open one PR per repo with a summary of the changes.</w:t>
       </w:r>
     </w:p>
     <w:p>
@@ -1290,7 +1261,47 @@
         <w:pStyle w:val="ListBullet"/>
       </w:pPr>
       <w:r>
-        <w:t>Show: the plan Devin drafts; the sandboxed VM; the test run; the PR with rationale. Line: "The unit of delivery is a pull request that passed your tests and your linters, not a code suggestion."</w:t>
+        <w:t xml:space="preserve">Show: the plan Devin drafts from the playbook; the VM running </w:t>
+      </w:r>
+      <w:r>
+        <w:rPr>
+          <w:rFonts w:ascii="Consolas" w:hAnsi="Consolas"/>
+          <w:sz w:val="20"/>
+        </w:rPr>
+        <w:t>mvn clean install</w:t>
+      </w:r>
+      <w:r>
+        <w:t xml:space="preserve">; then switch to the completed sessions from your earlier run and walk the PRs: </w:t>
+      </w:r>
+      <w:r>
+        <w:rPr>
+          <w:rFonts w:ascii="Consolas" w:hAnsi="Consolas"/>
+          <w:sz w:val="20"/>
+        </w:rPr>
+        <w:t>java.compilation.*</w:t>
+      </w:r>
+      <w:r>
+        <w:t xml:space="preserve"> properties, spotbugs/pmd/jacoco plugin upgrades, tests rewritten (not </w:t>
+      </w:r>
+      <w:r>
+        <w:rPr>
+          <w:rFonts w:ascii="Consolas" w:hAnsi="Consolas"/>
+          <w:sz w:val="20"/>
+        </w:rPr>
+        <w:t>--add-opens</w:t>
+      </w:r>
+      <w:r>
+        <w:t xml:space="preserve"> flags), Dockerfile moved to </w:t>
+      </w:r>
+      <w:r>
+        <w:rPr>
+          <w:rFonts w:ascii="Consolas" w:hAnsi="Consolas"/>
+          <w:sz w:val="20"/>
+        </w:rPr>
+        <w:t>eclipse-temurin:17-jre</w:t>
+      </w:r>
+      <w:r>
+        <w:t>.</w:t>
       </w:r>
     </w:p>
     <w:p>
@@ -1298,7 +1309,7 @@
         <w:pStyle w:val="ListBullet"/>
       </w:pPr>
       <w:r>
-        <w:t>If the live run is slow, switch to the PR from the night before and narrate the session transcript.</w:t>
+        <w:t>Line: "A human wrote this playbook once. Every one of your Java services can now be upgraded by running it. That is how Itaú moved 59 services from .NET to Java six times faster, and how Nubank did a multi-million-line refactor 8 to 12 times faster."</w:t>
       </w:r>
     </w:p>
     <w:p>
@@ -1306,7 +1317,7 @@
         <w:rPr>
           <w:b/>
         </w:rPr>
-        <w:t>Step 3 — Review (2 min) · ties to: compliance evidence; quality</w:t>
+        <w:t>Step 3 — Review (2 min) · ties to: AI-readiness; review capacity</w:t>
       </w:r>
     </w:p>
     <w:p>
@@ -1314,7 +1325,15 @@
         <w:pStyle w:val="ListBullet"/>
       </w:pPr>
       <w:r>
-        <w:t>Open the PR; show Devin Review comments (edge cases such as nested stats or None values, type hints, conventions the pre-commit config enforces). Ideally have one finding you ask Devin to fix in-session. Line: "Every PR, human or Devin, gets this second reader. At a bank, that is audit evidence generated as code ships."</w:t>
+        <w:t>Open an upgrade PR; show Devin Review's comments (plugin version choices, a test rewrite, test dependencies leaking into compile scope). Pick one and read it aloud.</w:t>
+      </w:r>
+    </w:p>
+    <w:p>
+      <w:pPr>
+        <w:pStyle w:val="ListBullet"/>
+      </w:pPr>
+      <w:r>
+        <w:t>Line: "Your own Distinguished Engineer warned about the vicious cycle of AI code plus weak review. This is the second reader on every PR, human or Devin, and it leaves a written trail your examiners can read."</w:t>
       </w:r>
     </w:p>
     <w:p>
@@ -1330,17 +1349,25 @@
         <w:pStyle w:val="ListBullet"/>
       </w:pPr>
       <w:r>
-        <w:t xml:space="preserve">Show a scheduled automation on the fork: weekly </w:t>
+        <w:t xml:space="preserve">Show the scheduled automation: weekly </w:t>
       </w:r>
       <w:r>
         <w:rPr>
           <w:rFonts w:ascii="Consolas" w:hAnsi="Consolas"/>
           <w:sz w:val="20"/>
         </w:rPr>
-        <w:t>pip-audit</w:t>
+        <w:t>mvn versions:display-dependency-updates</w:t>
       </w:r>
       <w:r>
-        <w:t xml:space="preserve"> / dependency sweep that opens PRs for vulnerable or outdated packages and posts a summary to Slack. Show one past run. Line: "Across thousands of repos this is how mean time to patch goes from weeks to days without a war room."</w:t>
+        <w:t xml:space="preserve"> + OWASP dependency check on both repos, opening PRs for vulnerable or outdated libraries and posting a summary to Slack. Show one past run.</w:t>
+      </w:r>
+    </w:p>
+    <w:p>
+      <w:pPr>
+        <w:pStyle w:val="ListBullet"/>
+      </w:pPr>
+      <w:r>
+        <w:t>Line: "Across thousands of repos this is how mean time to patch goes from weeks to days without a war room."</w:t>
       </w:r>
     </w:p>
     <w:p>
@@ -1356,7 +1383,7 @@
         <w:pStyle w:val="ListBullet"/>
       </w:pPr>
       <w:r>
-        <w:t>Settings tour aimed at the CISO: SSO/SCIM, repo-level scoping, GitHub App identity (not a personal token), secrets vault (secrets injected at runtime, never in transcripts), session audit log (every command replayable), data retention controls, no training on customer code, VPC deployment option. Mention Goldman Sachs went through this review.</w:t>
+        <w:t>Settings tour aimed at the CISO: SSO/SCIM, repo-level scoping, GitHub App identity (not a personal token), secrets vault, session audit log (every Maven command replayable), data retention, no training on customer code, VPC / single-tenant option, FedRAMP High In-Process. Mention Goldman Sachs and Itaú.</w:t>
       </w:r>
     </w:p>
     <w:p>
@@ -1369,7 +1396,7 @@
     </w:p>
     <w:p>
       <w:r>
-        <w:t>Integrations are visible throughout (Slack trigger, GitHub PR, CI status) — call them out rather than giving them their own step.</w:t>
+        <w:t>Integrations are visible throughout (Slack trigger, GitHub PRs, CI status) — call them out rather than giving them their own step.</w:t>
       </w:r>
     </w:p>
     <w:p>
@@ -1597,16 +1624,16 @@
         <w:t>Target prospect:</w:t>
       </w:r>
       <w:r>
-        <w:t xml:space="preserve"> Capital One. I will be pitching Devin against Capital One's stated priorities — delivering the Discover integration, scaling AI across the bank under bank-grade governance, strengthening data and security controls, and keeping "operate like a tech company" credible. The demo runs on a fork of Capital One's open-source </w:t>
+        <w:t xml:space="preserve"> Capital One. I will be pitching Devin against Capital One's stated priorities — delivering the Discover integration, scaling AI across the bank under bank-grade governance, strengthening data and security controls, and keeping "operate like a tech company" credible. The demo runs on forks of </w:t>
       </w:r>
       <w:r>
         <w:rPr>
           <w:b/>
         </w:rPr>
-        <w:t>DataProfiler</w:t>
+        <w:t>Hygieia</w:t>
       </w:r>
       <w:r>
-        <w:t xml:space="preserve"> library (github.com/capitalone/DataProfiler), which profiles datasets and detects sensitive data.</w:t>
+        <w:t>, the open-source DevOps dashboard Capital One built in 2015, where Devin upgrades the Java services from Java 11 to Java 17.</w:t>
       </w:r>
     </w:p>
     <w:p>
@@ -1715,7 +1742,7 @@
         <w:ind w:left="576"/>
       </w:pPr>
       <w:r>
-        <w:t>4. Live demo on capitalone/DataProfiler: Wiki, Sessions, Review, Automations, Security (15 min)</w:t>
+        <w:t>4. Live demo on Capital One's Hygieia (Java 11 to 17 upgrade): Wiki, Playbook + Sessions, Review, Automations, Security (15 min)</w:t>
       </w:r>
     </w:p>
     <w:p>
@@ -2068,7 +2095,7 @@
               <w:rPr>
                 <w:sz w:val="19"/>
               </w:rPr>
-              <w:t>Value table, why DataProfiler, demo storyline. Start the Devin session at minute 14.</w:t>
+              <w:t>Value table, why Hygieia, demo storyline. Start the Devin session at minute 14.</w:t>
             </w:r>
           </w:p>
         </w:tc>
@@ -2236,7 +2263,7 @@
               <w:rPr>
                 <w:sz w:val="19"/>
               </w:rPr>
-              <w:t>Pilot proposal (suggest: one Discover-integration migration team + DataProfiler-style tooling team, 6 weeks) and close with a question.</w:t>
+              <w:t>Pilot proposal (suggest: one Discover-integration Java upgrade team + the 6-week vulnerability remediation program) and close with a question.</w:t>
             </w:r>
           </w:p>
         </w:tc>
